--- a/Science Books/QED Course/Lesson 58 From Amplitude to Cross Section.docx
+++ b/Science Books/QED Course/Lesson 58 From Amplitude to Cross Section.docx
@@ -370,8 +370,264 @@
       <m:oMathPara>
         <m:oMath>
           <m:r>
-            <m:t xml:space="preserve">dσ = (1/F) |ℳ|² (2π)⁴δ⁴(p₁+p₂−p₃−p₄) d³p₃/((2π)³2E₃) d³p₄/((2π)³2E₄)</m:t>
+            <m:t xml:space="preserve">dσ</m:t>
           </m:r>
+          <m:r>
+            <m:t xml:space="preserve">=</m:t>
+          </m:r>
+          <m:f>
+            <m:num>
+              <m:r>
+                <m:t xml:space="preserve">1</m:t>
+              </m:r>
+            </m:num>
+            <m:den>
+              <m:r>
+                <m:t xml:space="preserve">F</m:t>
+              </m:r>
+            </m:den>
+          </m:f>
+          <m:r>
+            <m:t xml:space="preserve"> </m:t>
+          </m:r>
+          <m:sSup>
+            <m:e>
+              <m:d>
+                <m:dPr>
+                  <m:begChr m:val="|"/>
+                  <m:endChr m:val="|"/>
+                </m:dPr>
+                <m:e>
+                  <m:r>
+                    <m:t xml:space="preserve">ℳ</m:t>
+                  </m:r>
+                </m:e>
+              </m:d>
+            </m:e>
+            <m:sup>
+              <m:r>
+                <m:t xml:space="preserve">2</m:t>
+              </m:r>
+            </m:sup>
+          </m:sSup>
+          <m:r>
+            <m:t xml:space="preserve"> </m:t>
+          </m:r>
+          <m:sSup>
+            <m:e>
+              <m:d>
+                <m:dPr/>
+                <m:e>
+                  <m:r>
+                    <m:t xml:space="preserve">2π</m:t>
+                  </m:r>
+                </m:e>
+              </m:d>
+            </m:e>
+            <m:sup>
+              <m:r>
+                <m:t xml:space="preserve">4</m:t>
+              </m:r>
+            </m:sup>
+          </m:sSup>
+          <m:sSup>
+            <m:e>
+              <m:r>
+                <m:t xml:space="preserve">δ</m:t>
+              </m:r>
+            </m:e>
+            <m:sup>
+              <m:r>
+                <m:t xml:space="preserve">4</m:t>
+              </m:r>
+            </m:sup>
+          </m:sSup>
+          <m:d>
+            <m:dPr/>
+            <m:e>
+              <m:sSub>
+                <m:e>
+                  <m:r>
+                    <m:t xml:space="preserve">p</m:t>
+                  </m:r>
+                </m:e>
+                <m:sub>
+                  <m:r>
+                    <m:t xml:space="preserve">1</m:t>
+                  </m:r>
+                </m:sub>
+              </m:sSub>
+              <m:r>
+                <m:t xml:space="preserve">+</m:t>
+              </m:r>
+              <m:sSub>
+                <m:e>
+                  <m:r>
+                    <m:t xml:space="preserve">p</m:t>
+                  </m:r>
+                </m:e>
+                <m:sub>
+                  <m:r>
+                    <m:t xml:space="preserve">2</m:t>
+                  </m:r>
+                </m:sub>
+              </m:sSub>
+              <m:r>
+                <m:t xml:space="preserve">−</m:t>
+              </m:r>
+              <m:sSub>
+                <m:e>
+                  <m:r>
+                    <m:t xml:space="preserve">p</m:t>
+                  </m:r>
+                </m:e>
+                <m:sub>
+                  <m:r>
+                    <m:t xml:space="preserve">3</m:t>
+                  </m:r>
+                </m:sub>
+              </m:sSub>
+              <m:r>
+                <m:t xml:space="preserve">−</m:t>
+              </m:r>
+              <m:sSub>
+                <m:e>
+                  <m:r>
+                    <m:t xml:space="preserve">p</m:t>
+                  </m:r>
+                </m:e>
+                <m:sub>
+                  <m:r>
+                    <m:t xml:space="preserve">4</m:t>
+                  </m:r>
+                </m:sub>
+              </m:sSub>
+            </m:e>
+          </m:d>
+          <m:r>
+            <m:t xml:space="preserve"> </m:t>
+          </m:r>
+          <m:f>
+            <m:num>
+              <m:sSup>
+                <m:e>
+                  <m:r>
+                    <m:t xml:space="preserve">d</m:t>
+                  </m:r>
+                </m:e>
+                <m:sup>
+                  <m:r>
+                    <m:t xml:space="preserve">3</m:t>
+                  </m:r>
+                </m:sup>
+              </m:sSup>
+              <m:sSub>
+                <m:e>
+                  <m:r>
+                    <m:t xml:space="preserve">p</m:t>
+                  </m:r>
+                </m:e>
+                <m:sub>
+                  <m:r>
+                    <m:t xml:space="preserve">3</m:t>
+                  </m:r>
+                </m:sub>
+              </m:sSub>
+            </m:num>
+            <m:den>
+              <m:sSup>
+                <m:e>
+                  <m:d>
+                    <m:dPr/>
+                    <m:e>
+                      <m:r>
+                        <m:t xml:space="preserve">2π</m:t>
+                      </m:r>
+                    </m:e>
+                  </m:d>
+                </m:e>
+                <m:sup>
+                  <m:r>
+                    <m:t xml:space="preserve">3</m:t>
+                  </m:r>
+                </m:sup>
+              </m:sSup>
+              <m:sSub>
+                <m:e>
+                  <m:r>
+                    <m:t xml:space="preserve">2E</m:t>
+                  </m:r>
+                </m:e>
+                <m:sub>
+                  <m:r>
+                    <m:t xml:space="preserve">3</m:t>
+                  </m:r>
+                </m:sub>
+              </m:sSub>
+            </m:den>
+          </m:f>
+          <m:r>
+            <m:t xml:space="preserve"> </m:t>
+          </m:r>
+          <m:f>
+            <m:num>
+              <m:sSup>
+                <m:e>
+                  <m:r>
+                    <m:t xml:space="preserve">d</m:t>
+                  </m:r>
+                </m:e>
+                <m:sup>
+                  <m:r>
+                    <m:t xml:space="preserve">3</m:t>
+                  </m:r>
+                </m:sup>
+              </m:sSup>
+              <m:sSub>
+                <m:e>
+                  <m:r>
+                    <m:t xml:space="preserve">p</m:t>
+                  </m:r>
+                </m:e>
+                <m:sub>
+                  <m:r>
+                    <m:t xml:space="preserve">4</m:t>
+                  </m:r>
+                </m:sub>
+              </m:sSub>
+            </m:num>
+            <m:den>
+              <m:sSup>
+                <m:e>
+                  <m:d>
+                    <m:dPr/>
+                    <m:e>
+                      <m:r>
+                        <m:t xml:space="preserve">2π</m:t>
+                      </m:r>
+                    </m:e>
+                  </m:d>
+                </m:e>
+                <m:sup>
+                  <m:r>
+                    <m:t xml:space="preserve">3</m:t>
+                  </m:r>
+                </m:sup>
+              </m:sSup>
+              <m:sSub>
+                <m:e>
+                  <m:r>
+                    <m:t xml:space="preserve">2E</m:t>
+                  </m:r>
+                </m:e>
+                <m:sub>
+                  <m:r>
+                    <m:t xml:space="preserve">4</m:t>
+                  </m:r>
+                </m:sub>
+              </m:sSub>
+            </m:den>
+          </m:f>
         </m:oMath>
       </m:oMathPara>
     </w:p>
@@ -435,8 +691,228 @@
       <m:oMathPara>
         <m:oMath>
           <m:r>
-            <m:t xml:space="preserve">∫ d³p₄/(2π)³ (2π)³δ³(p₁+p₂−p₃−p₄) f(p₄) = f(p₁+p₂−p₃)</m:t>
+            <m:t xml:space="preserve">∫</m:t>
           </m:r>
+          <m:r>
+            <m:t xml:space="preserve"> </m:t>
+          </m:r>
+          <m:f>
+            <m:num>
+              <m:sSup>
+                <m:e>
+                  <m:r>
+                    <m:t xml:space="preserve">d</m:t>
+                  </m:r>
+                </m:e>
+                <m:sup>
+                  <m:r>
+                    <m:t xml:space="preserve">3</m:t>
+                  </m:r>
+                </m:sup>
+              </m:sSup>
+              <m:sSub>
+                <m:e>
+                  <m:r>
+                    <m:t xml:space="preserve">p</m:t>
+                  </m:r>
+                </m:e>
+                <m:sub>
+                  <m:r>
+                    <m:t xml:space="preserve">4</m:t>
+                  </m:r>
+                </m:sub>
+              </m:sSub>
+            </m:num>
+            <m:den>
+              <m:sSup>
+                <m:e>
+                  <m:d>
+                    <m:dPr/>
+                    <m:e>
+                      <m:r>
+                        <m:t xml:space="preserve">2π</m:t>
+                      </m:r>
+                    </m:e>
+                  </m:d>
+                </m:e>
+                <m:sup>
+                  <m:r>
+                    <m:t xml:space="preserve">3</m:t>
+                  </m:r>
+                </m:sup>
+              </m:sSup>
+            </m:den>
+          </m:f>
+          <m:r>
+            <m:t xml:space="preserve"> </m:t>
+          </m:r>
+          <m:sSup>
+            <m:e>
+              <m:d>
+                <m:dPr/>
+                <m:e>
+                  <m:r>
+                    <m:t xml:space="preserve">2π</m:t>
+                  </m:r>
+                </m:e>
+              </m:d>
+            </m:e>
+            <m:sup>
+              <m:r>
+                <m:t xml:space="preserve">3</m:t>
+              </m:r>
+            </m:sup>
+          </m:sSup>
+          <m:sSup>
+            <m:e>
+              <m:r>
+                <m:t xml:space="preserve">δ</m:t>
+              </m:r>
+            </m:e>
+            <m:sup>
+              <m:r>
+                <m:t xml:space="preserve">3</m:t>
+              </m:r>
+            </m:sup>
+          </m:sSup>
+          <m:d>
+            <m:dPr/>
+            <m:e>
+              <m:sSub>
+                <m:e>
+                  <m:r>
+                    <m:t xml:space="preserve">p</m:t>
+                  </m:r>
+                </m:e>
+                <m:sub>
+                  <m:r>
+                    <m:t xml:space="preserve">1</m:t>
+                  </m:r>
+                </m:sub>
+              </m:sSub>
+              <m:r>
+                <m:t xml:space="preserve">+</m:t>
+              </m:r>
+              <m:sSub>
+                <m:e>
+                  <m:r>
+                    <m:t xml:space="preserve">p</m:t>
+                  </m:r>
+                </m:e>
+                <m:sub>
+                  <m:r>
+                    <m:t xml:space="preserve">2</m:t>
+                  </m:r>
+                </m:sub>
+              </m:sSub>
+              <m:r>
+                <m:t xml:space="preserve">−</m:t>
+              </m:r>
+              <m:sSub>
+                <m:e>
+                  <m:r>
+                    <m:t xml:space="preserve">p</m:t>
+                  </m:r>
+                </m:e>
+                <m:sub>
+                  <m:r>
+                    <m:t xml:space="preserve">3</m:t>
+                  </m:r>
+                </m:sub>
+              </m:sSub>
+              <m:r>
+                <m:t xml:space="preserve">−</m:t>
+              </m:r>
+              <m:sSub>
+                <m:e>
+                  <m:r>
+                    <m:t xml:space="preserve">p</m:t>
+                  </m:r>
+                </m:e>
+                <m:sub>
+                  <m:r>
+                    <m:t xml:space="preserve">4</m:t>
+                  </m:r>
+                </m:sub>
+              </m:sSub>
+            </m:e>
+          </m:d>
+          <m:r>
+            <m:t xml:space="preserve"> </m:t>
+          </m:r>
+          <m:r>
+            <m:t xml:space="preserve">f</m:t>
+          </m:r>
+          <m:d>
+            <m:dPr/>
+            <m:e>
+              <m:sSub>
+                <m:e>
+                  <m:r>
+                    <m:t xml:space="preserve">p</m:t>
+                  </m:r>
+                </m:e>
+                <m:sub>
+                  <m:r>
+                    <m:t xml:space="preserve">4</m:t>
+                  </m:r>
+                </m:sub>
+              </m:sSub>
+            </m:e>
+          </m:d>
+          <m:r>
+            <m:t xml:space="preserve">=</m:t>
+          </m:r>
+          <m:r>
+            <m:t xml:space="preserve">f</m:t>
+          </m:r>
+          <m:d>
+            <m:dPr/>
+            <m:e>
+              <m:sSub>
+                <m:e>
+                  <m:r>
+                    <m:t xml:space="preserve">p</m:t>
+                  </m:r>
+                </m:e>
+                <m:sub>
+                  <m:r>
+                    <m:t xml:space="preserve">1</m:t>
+                  </m:r>
+                </m:sub>
+              </m:sSub>
+              <m:r>
+                <m:t xml:space="preserve">+</m:t>
+              </m:r>
+              <m:sSub>
+                <m:e>
+                  <m:r>
+                    <m:t xml:space="preserve">p</m:t>
+                  </m:r>
+                </m:e>
+                <m:sub>
+                  <m:r>
+                    <m:t xml:space="preserve">2</m:t>
+                  </m:r>
+                </m:sub>
+              </m:sSub>
+              <m:r>
+                <m:t xml:space="preserve">−</m:t>
+              </m:r>
+              <m:sSub>
+                <m:e>
+                  <m:r>
+                    <m:t xml:space="preserve">p</m:t>
+                  </m:r>
+                </m:e>
+                <m:sub>
+                  <m:r>
+                    <m:t xml:space="preserve">3</m:t>
+                  </m:r>
+                </m:sub>
+              </m:sSub>
+            </m:e>
+          </m:d>
         </m:oMath>
       </m:oMathPara>
     </w:p>
@@ -461,8 +937,205 @@
       <m:oMathPara>
         <m:oMath>
           <m:r>
-            <m:t xml:space="preserve">dσ = (1/F) |ℳ|² (1/(2π)²) δ(E₁+E₂−E₃−E₄) d³p₃/(4E₃E₄)</m:t>
+            <m:t xml:space="preserve">dσ</m:t>
           </m:r>
+          <m:r>
+            <m:t xml:space="preserve">=</m:t>
+          </m:r>
+          <m:f>
+            <m:num>
+              <m:r>
+                <m:t xml:space="preserve">1</m:t>
+              </m:r>
+            </m:num>
+            <m:den>
+              <m:r>
+                <m:t xml:space="preserve">F</m:t>
+              </m:r>
+            </m:den>
+          </m:f>
+          <m:r>
+            <m:t xml:space="preserve"> </m:t>
+          </m:r>
+          <m:sSup>
+            <m:e>
+              <m:d>
+                <m:dPr>
+                  <m:begChr m:val="|"/>
+                  <m:endChr m:val="|"/>
+                </m:dPr>
+                <m:e>
+                  <m:r>
+                    <m:t xml:space="preserve">ℳ</m:t>
+                  </m:r>
+                </m:e>
+              </m:d>
+            </m:e>
+            <m:sup>
+              <m:r>
+                <m:t xml:space="preserve">2</m:t>
+              </m:r>
+            </m:sup>
+          </m:sSup>
+          <m:r>
+            <m:t xml:space="preserve"> </m:t>
+          </m:r>
+          <m:d>
+            <m:dPr/>
+            <m:e>
+              <m:f>
+                <m:num>
+                  <m:r>
+                    <m:t xml:space="preserve">1</m:t>
+                  </m:r>
+                </m:num>
+                <m:den>
+                  <m:sSup>
+                    <m:e>
+                      <m:d>
+                        <m:dPr/>
+                        <m:e>
+                          <m:r>
+                            <m:t xml:space="preserve">2π</m:t>
+                          </m:r>
+                        </m:e>
+                      </m:d>
+                    </m:e>
+                    <m:sup>
+                      <m:r>
+                        <m:t xml:space="preserve">2</m:t>
+                      </m:r>
+                    </m:sup>
+                  </m:sSup>
+                </m:den>
+              </m:f>
+            </m:e>
+          </m:d>
+          <m:r>
+            <m:t xml:space="preserve"> </m:t>
+          </m:r>
+          <m:r>
+            <m:t xml:space="preserve">δ</m:t>
+          </m:r>
+          <m:d>
+            <m:dPr/>
+            <m:e>
+              <m:sSub>
+                <m:e>
+                  <m:r>
+                    <m:t xml:space="preserve">E</m:t>
+                  </m:r>
+                </m:e>
+                <m:sub>
+                  <m:r>
+                    <m:t xml:space="preserve">1</m:t>
+                  </m:r>
+                </m:sub>
+              </m:sSub>
+              <m:r>
+                <m:t xml:space="preserve">+</m:t>
+              </m:r>
+              <m:sSub>
+                <m:e>
+                  <m:r>
+                    <m:t xml:space="preserve">E</m:t>
+                  </m:r>
+                </m:e>
+                <m:sub>
+                  <m:r>
+                    <m:t xml:space="preserve">2</m:t>
+                  </m:r>
+                </m:sub>
+              </m:sSub>
+              <m:r>
+                <m:t xml:space="preserve">−</m:t>
+              </m:r>
+              <m:sSub>
+                <m:e>
+                  <m:r>
+                    <m:t xml:space="preserve">E</m:t>
+                  </m:r>
+                </m:e>
+                <m:sub>
+                  <m:r>
+                    <m:t xml:space="preserve">3</m:t>
+                  </m:r>
+                </m:sub>
+              </m:sSub>
+              <m:r>
+                <m:t xml:space="preserve">−</m:t>
+              </m:r>
+              <m:sSub>
+                <m:e>
+                  <m:r>
+                    <m:t xml:space="preserve">E</m:t>
+                  </m:r>
+                </m:e>
+                <m:sub>
+                  <m:r>
+                    <m:t xml:space="preserve">4</m:t>
+                  </m:r>
+                </m:sub>
+              </m:sSub>
+            </m:e>
+          </m:d>
+          <m:r>
+            <m:t xml:space="preserve"> </m:t>
+          </m:r>
+          <m:f>
+            <m:num>
+              <m:sSup>
+                <m:e>
+                  <m:r>
+                    <m:t xml:space="preserve">d</m:t>
+                  </m:r>
+                </m:e>
+                <m:sup>
+                  <m:r>
+                    <m:t xml:space="preserve">3</m:t>
+                  </m:r>
+                </m:sup>
+              </m:sSup>
+              <m:sSub>
+                <m:e>
+                  <m:r>
+                    <m:t xml:space="preserve">p</m:t>
+                  </m:r>
+                </m:e>
+                <m:sub>
+                  <m:r>
+                    <m:t xml:space="preserve">3</m:t>
+                  </m:r>
+                </m:sub>
+              </m:sSub>
+            </m:num>
+            <m:den>
+              <m:sSub>
+                <m:e>
+                  <m:r>
+                    <m:t xml:space="preserve">4E</m:t>
+                  </m:r>
+                </m:e>
+                <m:sub>
+                  <m:r>
+                    <m:t xml:space="preserve">3</m:t>
+                  </m:r>
+                </m:sub>
+              </m:sSub>
+              <m:sSub>
+                <m:e>
+                  <m:r>
+                    <m:t xml:space="preserve">E</m:t>
+                  </m:r>
+                </m:e>
+                <m:sub>
+                  <m:r>
+                    <m:t xml:space="preserve">4</m:t>
+                  </m:r>
+                </m:sub>
+              </m:sSub>
+            </m:den>
+          </m:f>
         </m:oMath>
       </m:oMathPara>
     </w:p>
@@ -526,8 +1199,184 @@
       <m:oMathPara>
         <m:oMath>
           <m:r>
-            <m:t xml:space="preserve">f(p) = E₁+E₂ − E₃(p) − E₄(p) = √s − √(p²+m₃²) − √(p²+m₄²)</m:t>
+            <m:t xml:space="preserve">f</m:t>
           </m:r>
+          <m:d>
+            <m:dPr/>
+            <m:e>
+              <m:r>
+                <m:t xml:space="preserve">p</m:t>
+              </m:r>
+            </m:e>
+          </m:d>
+          <m:r>
+            <m:t xml:space="preserve">=</m:t>
+          </m:r>
+          <m:sSub>
+            <m:e>
+              <m:r>
+                <m:t xml:space="preserve">E</m:t>
+              </m:r>
+            </m:e>
+            <m:sub>
+              <m:r>
+                <m:t xml:space="preserve">1</m:t>
+              </m:r>
+            </m:sub>
+          </m:sSub>
+          <m:r>
+            <m:t xml:space="preserve">+</m:t>
+          </m:r>
+          <m:sSub>
+            <m:e>
+              <m:r>
+                <m:t xml:space="preserve">E</m:t>
+              </m:r>
+            </m:e>
+            <m:sub>
+              <m:r>
+                <m:t xml:space="preserve">2</m:t>
+              </m:r>
+            </m:sub>
+          </m:sSub>
+          <m:r>
+            <m:t xml:space="preserve">−</m:t>
+          </m:r>
+          <m:sSub>
+            <m:e>
+              <m:r>
+                <m:t xml:space="preserve">E</m:t>
+              </m:r>
+            </m:e>
+            <m:sub>
+              <m:r>
+                <m:t xml:space="preserve">3</m:t>
+              </m:r>
+            </m:sub>
+          </m:sSub>
+          <m:d>
+            <m:dPr/>
+            <m:e>
+              <m:r>
+                <m:t xml:space="preserve">p</m:t>
+              </m:r>
+            </m:e>
+          </m:d>
+          <m:r>
+            <m:t xml:space="preserve">−</m:t>
+          </m:r>
+          <m:sSub>
+            <m:e>
+              <m:r>
+                <m:t xml:space="preserve">E</m:t>
+              </m:r>
+            </m:e>
+            <m:sub>
+              <m:r>
+                <m:t xml:space="preserve">4</m:t>
+              </m:r>
+            </m:sub>
+          </m:sSub>
+          <m:d>
+            <m:dPr/>
+            <m:e>
+              <m:r>
+                <m:t xml:space="preserve">p</m:t>
+              </m:r>
+            </m:e>
+          </m:d>
+          <m:r>
+            <m:t xml:space="preserve">=</m:t>
+          </m:r>
+          <m:r>
+            <m:t xml:space="preserve">√s</m:t>
+          </m:r>
+          <m:r>
+            <m:t xml:space="preserve">−</m:t>
+          </m:r>
+          <m:r>
+            <m:t xml:space="preserve">√</m:t>
+          </m:r>
+          <m:d>
+            <m:dPr/>
+            <m:e>
+              <m:sSup>
+                <m:e>
+                  <m:r>
+                    <m:t xml:space="preserve">p</m:t>
+                  </m:r>
+                </m:e>
+                <m:sup>
+                  <m:r>
+                    <m:t xml:space="preserve">2</m:t>
+                  </m:r>
+                </m:sup>
+              </m:sSup>
+              <m:r>
+                <m:t xml:space="preserve">+</m:t>
+              </m:r>
+              <m:sSubSup>
+                <m:e>
+                  <m:r>
+                    <m:t xml:space="preserve">m</m:t>
+                  </m:r>
+                </m:e>
+                <m:sub>
+                  <m:r>
+                    <m:t xml:space="preserve">3</m:t>
+                  </m:r>
+                </m:sub>
+                <m:sup>
+                  <m:r>
+                    <m:t xml:space="preserve">2</m:t>
+                  </m:r>
+                </m:sup>
+              </m:sSubSup>
+            </m:e>
+          </m:d>
+          <m:r>
+            <m:t xml:space="preserve">−</m:t>
+          </m:r>
+          <m:r>
+            <m:t xml:space="preserve">√</m:t>
+          </m:r>
+          <m:d>
+            <m:dPr/>
+            <m:e>
+              <m:sSup>
+                <m:e>
+                  <m:r>
+                    <m:t xml:space="preserve">p</m:t>
+                  </m:r>
+                </m:e>
+                <m:sup>
+                  <m:r>
+                    <m:t xml:space="preserve">2</m:t>
+                  </m:r>
+                </m:sup>
+              </m:sSup>
+              <m:r>
+                <m:t xml:space="preserve">+</m:t>
+              </m:r>
+              <m:sSubSup>
+                <m:e>
+                  <m:r>
+                    <m:t xml:space="preserve">m</m:t>
+                  </m:r>
+                </m:e>
+                <m:sub>
+                  <m:r>
+                    <m:t xml:space="preserve">4</m:t>
+                  </m:r>
+                </m:sub>
+                <m:sup>
+                  <m:r>
+                    <m:t xml:space="preserve">2</m:t>
+                  </m:r>
+                </m:sup>
+              </m:sSubSup>
+            </m:e>
+          </m:d>
         </m:oMath>
       </m:oMathPara>
     </w:p>
@@ -539,8 +1388,138 @@
       <m:oMathPara>
         <m:oMath>
           <m:r>
-            <m:t xml:space="preserve">f′(p) = −p/E₃ − p/E₄ = −p(E₃+E₄)/(E₃E₄)</m:t>
+            <m:t xml:space="preserve">f′</m:t>
           </m:r>
+          <m:d>
+            <m:dPr/>
+            <m:e>
+              <m:r>
+                <m:t xml:space="preserve">p</m:t>
+              </m:r>
+            </m:e>
+          </m:d>
+          <m:r>
+            <m:t xml:space="preserve">=</m:t>
+          </m:r>
+          <m:r>
+            <m:t xml:space="preserve">−</m:t>
+          </m:r>
+          <m:f>
+            <m:num>
+              <m:r>
+                <m:t xml:space="preserve">p</m:t>
+              </m:r>
+            </m:num>
+            <m:den>
+              <m:sSub>
+                <m:e>
+                  <m:r>
+                    <m:t xml:space="preserve">E</m:t>
+                  </m:r>
+                </m:e>
+                <m:sub>
+                  <m:r>
+                    <m:t xml:space="preserve">3</m:t>
+                  </m:r>
+                </m:sub>
+              </m:sSub>
+            </m:den>
+          </m:f>
+          <m:r>
+            <m:t xml:space="preserve">−</m:t>
+          </m:r>
+          <m:f>
+            <m:num>
+              <m:r>
+                <m:t xml:space="preserve">p</m:t>
+              </m:r>
+            </m:num>
+            <m:den>
+              <m:sSub>
+                <m:e>
+                  <m:r>
+                    <m:t xml:space="preserve">E</m:t>
+                  </m:r>
+                </m:e>
+                <m:sub>
+                  <m:r>
+                    <m:t xml:space="preserve">4</m:t>
+                  </m:r>
+                </m:sub>
+              </m:sSub>
+            </m:den>
+          </m:f>
+          <m:r>
+            <m:t xml:space="preserve">=</m:t>
+          </m:r>
+          <m:r>
+            <m:t xml:space="preserve">−</m:t>
+          </m:r>
+          <m:f>
+            <m:num>
+              <m:r>
+                <m:t xml:space="preserve">p</m:t>
+              </m:r>
+              <m:d>
+                <m:dPr/>
+                <m:e>
+                  <m:sSub>
+                    <m:e>
+                      <m:r>
+                        <m:t xml:space="preserve">E</m:t>
+                      </m:r>
+                    </m:e>
+                    <m:sub>
+                      <m:r>
+                        <m:t xml:space="preserve">3</m:t>
+                      </m:r>
+                    </m:sub>
+                  </m:sSub>
+                  <m:r>
+                    <m:t xml:space="preserve">+</m:t>
+                  </m:r>
+                  <m:sSub>
+                    <m:e>
+                      <m:r>
+                        <m:t xml:space="preserve">E</m:t>
+                      </m:r>
+                    </m:e>
+                    <m:sub>
+                      <m:r>
+                        <m:t xml:space="preserve">4</m:t>
+                      </m:r>
+                    </m:sub>
+                  </m:sSub>
+                </m:e>
+              </m:d>
+            </m:num>
+            <m:den>
+              <m:sSub>
+                <m:e>
+                  <m:r>
+                    <m:t xml:space="preserve">E</m:t>
+                  </m:r>
+                </m:e>
+                <m:sub>
+                  <m:r>
+                    <m:t xml:space="preserve">3</m:t>
+                  </m:r>
+                </m:sub>
+              </m:sSub>
+              <m:sSub>
+                <m:e>
+                  <m:r>
+                    <m:t xml:space="preserve">E</m:t>
+                  </m:r>
+                </m:e>
+                <m:sub>
+                  <m:r>
+                    <m:t xml:space="preserve">4</m:t>
+                  </m:r>
+                </m:sub>
+              </m:sSub>
+            </m:den>
+          </m:f>
         </m:oMath>
       </m:oMathPara>
     </w:p>
@@ -557,8 +1536,154 @@
       <m:oMathPara>
         <m:oMath>
           <m:r>
-            <m:t xml:space="preserve">∫ p² dp δ(f(p)) = p_f² / |f′(p_f)| = p_f E₃E₄/√s</m:t>
+            <m:t xml:space="preserve">∫</m:t>
           </m:r>
+          <m:r>
+            <m:t xml:space="preserve"> </m:t>
+          </m:r>
+          <m:sSup>
+            <m:e>
+              <m:r>
+                <m:t xml:space="preserve">p</m:t>
+              </m:r>
+            </m:e>
+            <m:sup>
+              <m:r>
+                <m:t xml:space="preserve">2</m:t>
+              </m:r>
+            </m:sup>
+          </m:sSup>
+          <m:r>
+            <m:t xml:space="preserve"> </m:t>
+          </m:r>
+          <m:r>
+            <m:t xml:space="preserve">dp</m:t>
+          </m:r>
+          <m:r>
+            <m:t xml:space="preserve"> </m:t>
+          </m:r>
+          <m:r>
+            <m:t xml:space="preserve">δ</m:t>
+          </m:r>
+          <m:d>
+            <m:dPr/>
+            <m:e>
+              <m:r>
+                <m:t xml:space="preserve">f</m:t>
+              </m:r>
+              <m:d>
+                <m:dPr/>
+                <m:e>
+                  <m:r>
+                    <m:t xml:space="preserve">p</m:t>
+                  </m:r>
+                </m:e>
+              </m:d>
+            </m:e>
+          </m:d>
+          <m:r>
+            <m:t xml:space="preserve">=</m:t>
+          </m:r>
+          <m:f>
+            <m:num>
+              <m:sSubSup>
+                <m:e>
+                  <m:r>
+                    <m:t xml:space="preserve">p</m:t>
+                  </m:r>
+                </m:e>
+                <m:sub>
+                  <m:r>
+                    <m:t xml:space="preserve">f</m:t>
+                  </m:r>
+                </m:sub>
+                <m:sup>
+                  <m:r>
+                    <m:t xml:space="preserve">2</m:t>
+                  </m:r>
+                </m:sup>
+              </m:sSubSup>
+            </m:num>
+            <m:den>
+              <m:r>
+                <m:t xml:space="preserve">|</m:t>
+              </m:r>
+              <m:r>
+                <m:t xml:space="preserve">f′</m:t>
+              </m:r>
+              <m:d>
+                <m:dPr/>
+                <m:e>
+                  <m:sSub>
+                    <m:e>
+                      <m:r>
+                        <m:t xml:space="preserve">p</m:t>
+                      </m:r>
+                    </m:e>
+                    <m:sub>
+                      <m:r>
+                        <m:t xml:space="preserve">f</m:t>
+                      </m:r>
+                    </m:sub>
+                  </m:sSub>
+                </m:e>
+              </m:d>
+            </m:den>
+          </m:f>
+          <m:r>
+            <m:t xml:space="preserve">|</m:t>
+          </m:r>
+          <m:r>
+            <m:t xml:space="preserve">=</m:t>
+          </m:r>
+          <m:sSub>
+            <m:e>
+              <m:r>
+                <m:t xml:space="preserve">p</m:t>
+              </m:r>
+            </m:e>
+            <m:sub>
+              <m:r>
+                <m:t xml:space="preserve">f</m:t>
+              </m:r>
+            </m:sub>
+          </m:sSub>
+          <m:r>
+            <m:t xml:space="preserve"> </m:t>
+          </m:r>
+          <m:f>
+            <m:num>
+              <m:sSub>
+                <m:e>
+                  <m:r>
+                    <m:t xml:space="preserve">E</m:t>
+                  </m:r>
+                </m:e>
+                <m:sub>
+                  <m:r>
+                    <m:t xml:space="preserve">3</m:t>
+                  </m:r>
+                </m:sub>
+              </m:sSub>
+              <m:sSub>
+                <m:e>
+                  <m:r>
+                    <m:t xml:space="preserve">E</m:t>
+                  </m:r>
+                </m:e>
+                <m:sub>
+                  <m:r>
+                    <m:t xml:space="preserve">4</m:t>
+                  </m:r>
+                </m:sub>
+              </m:sSub>
+            </m:num>
+            <m:den>
+              <m:r>
+                <m:t xml:space="preserve">√s</m:t>
+              </m:r>
+            </m:den>
+          </m:f>
         </m:oMath>
       </m:oMathPara>
     </w:p>
@@ -596,7 +1721,115 @@
       <m:oMathPara>
         <m:oMath>
           <m:r>
-            <m:t xml:space="preserve">F = 4 E₁E₂ · p_i√s/(E₁E₂) = 4 p_i √s</m:t>
+            <m:t xml:space="preserve">F</m:t>
+          </m:r>
+          <m:r>
+            <m:t xml:space="preserve">=</m:t>
+          </m:r>
+          <m:r>
+            <m:t xml:space="preserve">4</m:t>
+          </m:r>
+          <m:r>
+            <m:t xml:space="preserve"> </m:t>
+          </m:r>
+          <m:sSub>
+            <m:e>
+              <m:r>
+                <m:t xml:space="preserve">E</m:t>
+              </m:r>
+            </m:e>
+            <m:sub>
+              <m:r>
+                <m:t xml:space="preserve">1</m:t>
+              </m:r>
+            </m:sub>
+          </m:sSub>
+          <m:sSub>
+            <m:e>
+              <m:r>
+                <m:t xml:space="preserve">E</m:t>
+              </m:r>
+            </m:e>
+            <m:sub>
+              <m:r>
+                <m:t xml:space="preserve">2</m:t>
+              </m:r>
+            </m:sub>
+          </m:sSub>
+          <m:r>
+            <m:t xml:space="preserve">·</m:t>
+          </m:r>
+          <m:f>
+            <m:num>
+              <m:sSub>
+                <m:e>
+                  <m:r>
+                    <m:t xml:space="preserve">p</m:t>
+                  </m:r>
+                </m:e>
+                <m:sub>
+                  <m:r>
+                    <m:t xml:space="preserve">i</m:t>
+                  </m:r>
+                </m:sub>
+              </m:sSub>
+              <m:r>
+                <m:t xml:space="preserve">√s</m:t>
+              </m:r>
+            </m:num>
+            <m:den>
+              <m:sSub>
+                <m:e>
+                  <m:r>
+                    <m:t xml:space="preserve">E</m:t>
+                  </m:r>
+                </m:e>
+                <m:sub>
+                  <m:r>
+                    <m:t xml:space="preserve">1</m:t>
+                  </m:r>
+                </m:sub>
+              </m:sSub>
+              <m:sSub>
+                <m:e>
+                  <m:r>
+                    <m:t xml:space="preserve">E</m:t>
+                  </m:r>
+                </m:e>
+                <m:sub>
+                  <m:r>
+                    <m:t xml:space="preserve">2</m:t>
+                  </m:r>
+                </m:sub>
+              </m:sSub>
+            </m:den>
+          </m:f>
+          <m:r>
+            <m:t xml:space="preserve">=</m:t>
+          </m:r>
+          <m:r>
+            <m:t xml:space="preserve">4</m:t>
+          </m:r>
+          <m:r>
+            <m:t xml:space="preserve"> </m:t>
+          </m:r>
+          <m:sSub>
+            <m:e>
+              <m:r>
+                <m:t xml:space="preserve">p</m:t>
+              </m:r>
+            </m:e>
+            <m:sub>
+              <m:r>
+                <m:t xml:space="preserve">i</m:t>
+              </m:r>
+            </m:sub>
+          </m:sSub>
+          <m:r>
+            <m:t xml:space="preserve"> </m:t>
+          </m:r>
+          <m:r>
+            <m:t xml:space="preserve">√s</m:t>
           </m:r>
         </m:oMath>
       </m:oMathPara>
@@ -648,7 +1881,280 @@
       <m:oMathPara>
         <m:oMath>
           <m:r>
-            <m:t xml:space="preserve">dσ = (1/(4p_i√s)) |ℳ|² (1/(2π)²) (1/4E₃E₄) (p_fE₃E₄/√s) dΩ = |ℳ|² p_f / (16π² · 4 p_i s) dΩ</m:t>
+            <m:t xml:space="preserve">dσ</m:t>
+          </m:r>
+          <m:r>
+            <m:t xml:space="preserve">=</m:t>
+          </m:r>
+          <m:f>
+            <m:num>
+              <m:r>
+                <m:t xml:space="preserve">1</m:t>
+              </m:r>
+            </m:num>
+            <m:den>
+              <m:sSub>
+                <m:e>
+                  <m:r>
+                    <m:t xml:space="preserve">4p</m:t>
+                  </m:r>
+                </m:e>
+                <m:sub>
+                  <m:r>
+                    <m:t xml:space="preserve">i</m:t>
+                  </m:r>
+                </m:sub>
+              </m:sSub>
+              <m:r>
+                <m:t xml:space="preserve">√s</m:t>
+              </m:r>
+            </m:den>
+          </m:f>
+          <m:r>
+            <m:t xml:space="preserve"> </m:t>
+          </m:r>
+          <m:sSup>
+            <m:e>
+              <m:d>
+                <m:dPr>
+                  <m:begChr m:val="|"/>
+                  <m:endChr m:val="|"/>
+                </m:dPr>
+                <m:e>
+                  <m:r>
+                    <m:t xml:space="preserve">ℳ</m:t>
+                  </m:r>
+                </m:e>
+              </m:d>
+            </m:e>
+            <m:sup>
+              <m:r>
+                <m:t xml:space="preserve">2</m:t>
+              </m:r>
+            </m:sup>
+          </m:sSup>
+          <m:r>
+            <m:t xml:space="preserve"> </m:t>
+          </m:r>
+          <m:d>
+            <m:dPr/>
+            <m:e>
+              <m:f>
+                <m:num>
+                  <m:r>
+                    <m:t xml:space="preserve">1</m:t>
+                  </m:r>
+                </m:num>
+                <m:den>
+                  <m:sSup>
+                    <m:e>
+                      <m:d>
+                        <m:dPr/>
+                        <m:e>
+                          <m:r>
+                            <m:t xml:space="preserve">2π</m:t>
+                          </m:r>
+                        </m:e>
+                      </m:d>
+                    </m:e>
+                    <m:sup>
+                      <m:r>
+                        <m:t xml:space="preserve">2</m:t>
+                      </m:r>
+                    </m:sup>
+                  </m:sSup>
+                </m:den>
+              </m:f>
+            </m:e>
+          </m:d>
+          <m:r>
+            <m:t xml:space="preserve"> </m:t>
+          </m:r>
+          <m:d>
+            <m:dPr/>
+            <m:e>
+              <m:f>
+                <m:num>
+                  <m:r>
+                    <m:t xml:space="preserve">1</m:t>
+                  </m:r>
+                </m:num>
+                <m:den>
+                  <m:sSub>
+                    <m:e>
+                      <m:r>
+                        <m:t xml:space="preserve">4E</m:t>
+                      </m:r>
+                    </m:e>
+                    <m:sub>
+                      <m:r>
+                        <m:t xml:space="preserve">3</m:t>
+                      </m:r>
+                    </m:sub>
+                  </m:sSub>
+                  <m:sSub>
+                    <m:e>
+                      <m:r>
+                        <m:t xml:space="preserve">E</m:t>
+                      </m:r>
+                    </m:e>
+                    <m:sub>
+                      <m:r>
+                        <m:t xml:space="preserve">4</m:t>
+                      </m:r>
+                    </m:sub>
+                  </m:sSub>
+                </m:den>
+              </m:f>
+            </m:e>
+          </m:d>
+          <m:r>
+            <m:t xml:space="preserve"> </m:t>
+          </m:r>
+          <m:d>
+            <m:dPr/>
+            <m:e>
+              <m:f>
+                <m:num>
+                  <m:sSub>
+                    <m:e>
+                      <m:r>
+                        <m:t xml:space="preserve">p</m:t>
+                      </m:r>
+                    </m:e>
+                    <m:sub>
+                      <m:r>
+                        <m:t xml:space="preserve">f</m:t>
+                      </m:r>
+                    </m:sub>
+                  </m:sSub>
+                  <m:sSub>
+                    <m:e>
+                      <m:r>
+                        <m:t xml:space="preserve">E</m:t>
+                      </m:r>
+                    </m:e>
+                    <m:sub>
+                      <m:r>
+                        <m:t xml:space="preserve">3</m:t>
+                      </m:r>
+                    </m:sub>
+                  </m:sSub>
+                  <m:sSub>
+                    <m:e>
+                      <m:r>
+                        <m:t xml:space="preserve">E</m:t>
+                      </m:r>
+                    </m:e>
+                    <m:sub>
+                      <m:r>
+                        <m:t xml:space="preserve">4</m:t>
+                      </m:r>
+                    </m:sub>
+                  </m:sSub>
+                </m:num>
+                <m:den>
+                  <m:r>
+                    <m:t xml:space="preserve">√s</m:t>
+                  </m:r>
+                </m:den>
+              </m:f>
+            </m:e>
+          </m:d>
+          <m:r>
+            <m:t xml:space="preserve"> </m:t>
+          </m:r>
+          <m:r>
+            <m:t xml:space="preserve">dΩ</m:t>
+          </m:r>
+          <m:r>
+            <m:t xml:space="preserve">=</m:t>
+          </m:r>
+          <m:sSup>
+            <m:e>
+              <m:d>
+                <m:dPr>
+                  <m:begChr m:val="|"/>
+                  <m:endChr m:val="|"/>
+                </m:dPr>
+                <m:e>
+                  <m:r>
+                    <m:t xml:space="preserve">ℳ</m:t>
+                  </m:r>
+                </m:e>
+              </m:d>
+            </m:e>
+            <m:sup>
+              <m:r>
+                <m:t xml:space="preserve">2</m:t>
+              </m:r>
+            </m:sup>
+          </m:sSup>
+          <m:r>
+            <m:t xml:space="preserve"> </m:t>
+          </m:r>
+          <m:f>
+            <m:num>
+              <m:sSub>
+                <m:e>
+                  <m:r>
+                    <m:t xml:space="preserve">p</m:t>
+                  </m:r>
+                </m:e>
+                <m:sub>
+                  <m:r>
+                    <m:t xml:space="preserve">f</m:t>
+                  </m:r>
+                </m:sub>
+              </m:sSub>
+            </m:num>
+            <m:den>
+              <m:sSup>
+                <m:e>
+                  <m:r>
+                    <m:t xml:space="preserve">16π</m:t>
+                  </m:r>
+                </m:e>
+                <m:sup>
+                  <m:r>
+                    <m:t xml:space="preserve">2</m:t>
+                  </m:r>
+                </m:sup>
+              </m:sSup>
+              <m:r>
+                <m:t xml:space="preserve">·</m:t>
+              </m:r>
+              <m:r>
+                <m:t xml:space="preserve">4</m:t>
+              </m:r>
+              <m:r>
+                <m:t xml:space="preserve"> </m:t>
+              </m:r>
+              <m:sSub>
+                <m:e>
+                  <m:r>
+                    <m:t xml:space="preserve">p</m:t>
+                  </m:r>
+                </m:e>
+                <m:sub>
+                  <m:r>
+                    <m:t xml:space="preserve">i</m:t>
+                  </m:r>
+                </m:sub>
+              </m:sSub>
+              <m:r>
+                <m:t xml:space="preserve"> </m:t>
+              </m:r>
+              <m:r>
+                <m:t xml:space="preserve">s</m:t>
+              </m:r>
+            </m:den>
+          </m:f>
+          <m:r>
+            <m:t xml:space="preserve"> </m:t>
+          </m:r>
+          <m:r>
+            <m:t xml:space="preserve">dΩ</m:t>
           </m:r>
         </m:oMath>
       </m:oMathPara>
@@ -660,9 +2166,104 @@
       </w:pPr>
       <m:oMathPara>
         <m:oMath>
+          <m:f>
+            <m:num>
+              <m:r>
+                <m:t xml:space="preserve">dσ</m:t>
+              </m:r>
+            </m:num>
+            <m:den>
+              <m:r>
+                <m:t xml:space="preserve">dΩ</m:t>
+              </m:r>
+            </m:den>
+          </m:f>
           <m:r>
-            <m:t xml:space="preserve">dσ/dΩ = (p_f/p_i) |ℳ|² / (64 π² s)</m:t>
+            <m:t xml:space="preserve">=</m:t>
           </m:r>
+          <m:f>
+            <m:num>
+              <m:sSub>
+                <m:e>
+                  <m:r>
+                    <m:t xml:space="preserve">p</m:t>
+                  </m:r>
+                </m:e>
+                <m:sub>
+                  <m:r>
+                    <m:t xml:space="preserve">f</m:t>
+                  </m:r>
+                </m:sub>
+              </m:sSub>
+            </m:num>
+            <m:den>
+              <m:sSub>
+                <m:e>
+                  <m:r>
+                    <m:t xml:space="preserve">p</m:t>
+                  </m:r>
+                </m:e>
+                <m:sub>
+                  <m:r>
+                    <m:t xml:space="preserve">i</m:t>
+                  </m:r>
+                </m:sub>
+              </m:sSub>
+            </m:den>
+          </m:f>
+          <m:r>
+            <m:t xml:space="preserve"> </m:t>
+          </m:r>
+          <m:f>
+            <m:num>
+              <m:sSup>
+                <m:e>
+                  <m:d>
+                    <m:dPr>
+                      <m:begChr m:val="|"/>
+                      <m:endChr m:val="|"/>
+                    </m:dPr>
+                    <m:e>
+                      <m:r>
+                        <m:t xml:space="preserve">ℳ</m:t>
+                      </m:r>
+                    </m:e>
+                  </m:d>
+                </m:e>
+                <m:sup>
+                  <m:r>
+                    <m:t xml:space="preserve">2</m:t>
+                  </m:r>
+                </m:sup>
+              </m:sSup>
+            </m:num>
+            <m:den>
+              <m:r>
+                <m:t xml:space="preserve">64</m:t>
+              </m:r>
+              <m:r>
+                <m:t xml:space="preserve"> </m:t>
+              </m:r>
+              <m:sSup>
+                <m:e>
+                  <m:r>
+                    <m:t xml:space="preserve">π</m:t>
+                  </m:r>
+                </m:e>
+                <m:sup>
+                  <m:r>
+                    <m:t xml:space="preserve">2</m:t>
+                  </m:r>
+                </m:sup>
+              </m:sSup>
+              <m:r>
+                <m:t xml:space="preserve"> </m:t>
+              </m:r>
+              <m:r>
+                <m:t xml:space="preserve">s</m:t>
+              </m:r>
+            </m:den>
+          </m:f>
         </m:oMath>
       </m:oMathPara>
     </w:p>
@@ -691,9 +2292,71 @@
       </w:pPr>
       <m:oMathPara>
         <m:oMath>
+          <m:f>
+            <m:num>
+              <m:r>
+                <m:t xml:space="preserve">dσ</m:t>
+              </m:r>
+            </m:num>
+            <m:den>
+              <m:r>
+                <m:t xml:space="preserve">dΩ</m:t>
+              </m:r>
+            </m:den>
+          </m:f>
           <m:r>
-            <m:t xml:space="preserve">dσ/dΩ = |ℳ|² / (64 π² s)</m:t>
+            <m:t xml:space="preserve">=</m:t>
           </m:r>
+          <m:f>
+            <m:num>
+              <m:sSup>
+                <m:e>
+                  <m:d>
+                    <m:dPr>
+                      <m:begChr m:val="|"/>
+                      <m:endChr m:val="|"/>
+                    </m:dPr>
+                    <m:e>
+                      <m:r>
+                        <m:t xml:space="preserve">ℳ</m:t>
+                      </m:r>
+                    </m:e>
+                  </m:d>
+                </m:e>
+                <m:sup>
+                  <m:r>
+                    <m:t xml:space="preserve">2</m:t>
+                  </m:r>
+                </m:sup>
+              </m:sSup>
+            </m:num>
+            <m:den>
+              <m:r>
+                <m:t xml:space="preserve">64</m:t>
+              </m:r>
+              <m:r>
+                <m:t xml:space="preserve"> </m:t>
+              </m:r>
+              <m:sSup>
+                <m:e>
+                  <m:r>
+                    <m:t xml:space="preserve">π</m:t>
+                  </m:r>
+                </m:e>
+                <m:sup>
+                  <m:r>
+                    <m:t xml:space="preserve">2</m:t>
+                  </m:r>
+                </m:sup>
+              </m:sSup>
+              <m:r>
+                <m:t xml:space="preserve"> </m:t>
+              </m:r>
+              <m:r>
+                <m:t xml:space="preserve">s</m:t>
+              </m:r>
+            </m:den>
+          </m:f>
         </m:oMath>
       </m:oMathPara>
     </w:p>
